--- a/masters/vehicle-maintenance-history/vehicle-maintenance-history.docx
+++ b/masters/vehicle-maintenance-history/vehicle-maintenance-history.docx
@@ -4,7 +4,7 @@
   <w:body>
     <w:p>
       <w:pPr>
-        <w:spacing w:after="40" w:before="0" w:line="312" w:lineRule="auto"/>
+        <w:spacing w:after="41" w:before="0" w:line="312" w:lineRule="auto"/>
         <w:jc w:val="center"/>
       </w:pPr>
       <w:r>
@@ -19,7 +19,7 @@
     </w:p>
     <w:p>
       <w:pPr>
-        <w:spacing w:after="100" w:before="0" w:line="312" w:lineRule="auto"/>
+        <w:spacing w:after="103" w:before="0" w:line="312" w:lineRule="auto"/>
         <w:jc w:val="left"/>
         <w:pBdr>
           <w:bottom w:val="single" w:sz="14" w:space="2" w:color="24384F"/>
@@ -35,7 +35,7 @@
     </w:p>
     <w:p>
       <w:pPr>
-        <w:spacing w:after="80" w:before="0" w:line="312" w:lineRule="auto"/>
+        <w:spacing w:after="82" w:before="0" w:line="312" w:lineRule="auto"/>
         <w:jc w:val="left"/>
       </w:pPr>
       <w:r>
@@ -62,7 +62,7 @@
       </w:tblGrid>
       <w:tr>
         <w:trPr>
-          <w:trHeight w:val="453" w:hRule="atLeast"/>
+          <w:trHeight w:val="466" w:hRule="atLeast"/>
         </w:trPr>
         <w:tc>
           <w:tcPr>
@@ -177,7 +177,7 @@
       </w:tr>
       <w:tr>
         <w:trPr>
-          <w:trHeight w:val="453" w:hRule="atLeast"/>
+          <w:trHeight w:val="466" w:hRule="atLeast"/>
         </w:trPr>
         <w:tc>
           <w:tcPr>
@@ -292,7 +292,7 @@
       </w:tr>
       <w:tr>
         <w:trPr>
-          <w:trHeight w:val="453" w:hRule="atLeast"/>
+          <w:trHeight w:val="466" w:hRule="atLeast"/>
         </w:trPr>
         <w:tc>
           <w:tcPr>
@@ -407,7 +407,7 @@
       </w:tr>
       <w:tr>
         <w:trPr>
-          <w:trHeight w:val="453" w:hRule="atLeast"/>
+          <w:trHeight w:val="466" w:hRule="atLeast"/>
         </w:trPr>
         <w:tc>
           <w:tcPr>
@@ -523,7 +523,7 @@
     </w:tbl>
     <w:p>
       <w:pPr>
-        <w:spacing w:after="40" w:before="0" w:line="312" w:lineRule="auto"/>
+        <w:spacing w:after="41" w:before="0" w:line="312" w:lineRule="auto"/>
         <w:jc w:val="left"/>
       </w:pPr>
       <w:r>
@@ -536,7 +536,7 @@
     </w:p>
     <w:p>
       <w:pPr>
-        <w:spacing w:after="40" w:before="80" w:line="312" w:lineRule="auto"/>
+        <w:spacing w:after="41" w:before="82" w:line="312" w:lineRule="auto"/>
         <w:jc w:val="left"/>
         <w:pBdr>
           <w:bottom w:val="single" w:sz="6" w:space="2" w:color="C9D2DD"/>
@@ -578,7 +578,7 @@
       </w:tblGrid>
       <w:tr>
         <w:trPr>
-          <w:trHeight w:val="453" w:hRule="atLeast"/>
+          <w:trHeight w:val="466" w:hRule="atLeast"/>
         </w:trPr>
         <w:tc>
           <w:tcPr>
@@ -728,7 +728,7 @@
       </w:tr>
       <w:tr>
         <w:trPr>
-          <w:trHeight w:val="453" w:hRule="atLeast"/>
+          <w:trHeight w:val="466" w:hRule="atLeast"/>
         </w:trPr>
         <w:tc>
           <w:tcPr>
@@ -863,7 +863,7 @@
       </w:tr>
       <w:tr>
         <w:trPr>
-          <w:trHeight w:val="453" w:hRule="atLeast"/>
+          <w:trHeight w:val="466" w:hRule="atLeast"/>
         </w:trPr>
         <w:tc>
           <w:tcPr>
@@ -998,7 +998,7 @@
       </w:tr>
       <w:tr>
         <w:trPr>
-          <w:trHeight w:val="453" w:hRule="atLeast"/>
+          <w:trHeight w:val="466" w:hRule="atLeast"/>
         </w:trPr>
         <w:tc>
           <w:tcPr>
@@ -1133,7 +1133,7 @@
       </w:tr>
       <w:tr>
         <w:trPr>
-          <w:trHeight w:val="453" w:hRule="atLeast"/>
+          <w:trHeight w:val="466" w:hRule="atLeast"/>
         </w:trPr>
         <w:tc>
           <w:tcPr>
@@ -1268,7 +1268,7 @@
       </w:tr>
       <w:tr>
         <w:trPr>
-          <w:trHeight w:val="453" w:hRule="atLeast"/>
+          <w:trHeight w:val="466" w:hRule="atLeast"/>
         </w:trPr>
         <w:tc>
           <w:tcPr>
@@ -1404,7 +1404,7 @@
     </w:tbl>
     <w:p>
       <w:pPr>
-        <w:spacing w:after="40" w:before="0" w:line="312" w:lineRule="auto"/>
+        <w:spacing w:after="41" w:before="0" w:line="312" w:lineRule="auto"/>
         <w:jc w:val="left"/>
       </w:pPr>
       <w:r>
@@ -1417,7 +1417,7 @@
     </w:p>
     <w:p>
       <w:pPr>
-        <w:spacing w:after="40" w:before="80" w:line="312" w:lineRule="auto"/>
+        <w:spacing w:after="41" w:before="82" w:line="312" w:lineRule="auto"/>
         <w:jc w:val="left"/>
         <w:pBdr>
           <w:bottom w:val="single" w:sz="6" w:space="2" w:color="C9D2DD"/>
@@ -1458,7 +1458,7 @@
       </w:tblGrid>
       <w:tr>
         <w:trPr>
-          <w:trHeight w:val="453" w:hRule="atLeast"/>
+          <w:trHeight w:val="466" w:hRule="atLeast"/>
         </w:trPr>
         <w:tc>
           <w:tcPr>
@@ -1579,7 +1579,7 @@
       </w:tr>
       <w:tr>
         <w:trPr>
-          <w:trHeight w:val="453" w:hRule="atLeast"/>
+          <w:trHeight w:val="466" w:hRule="atLeast"/>
         </w:trPr>
         <w:tc>
           <w:tcPr>
@@ -1688,7 +1688,7 @@
       </w:tr>
       <w:tr>
         <w:trPr>
-          <w:trHeight w:val="453" w:hRule="atLeast"/>
+          <w:trHeight w:val="466" w:hRule="atLeast"/>
         </w:trPr>
         <w:tc>
           <w:tcPr>
@@ -1797,7 +1797,7 @@
       </w:tr>
       <w:tr>
         <w:trPr>
-          <w:trHeight w:val="453" w:hRule="atLeast"/>
+          <w:trHeight w:val="466" w:hRule="atLeast"/>
         </w:trPr>
         <w:tc>
           <w:tcPr>
@@ -1907,7 +1907,7 @@
     </w:tbl>
     <w:p>
       <w:pPr>
-        <w:spacing w:after="40" w:before="0" w:line="312" w:lineRule="auto"/>
+        <w:spacing w:after="41" w:before="0" w:line="312" w:lineRule="auto"/>
         <w:jc w:val="left"/>
       </w:pPr>
       <w:r>
@@ -1920,7 +1920,7 @@
     </w:p>
     <w:p>
       <w:pPr>
-        <w:spacing w:after="40" w:before="0" w:line="312" w:lineRule="auto"/>
+        <w:spacing w:after="41" w:before="0" w:line="312" w:lineRule="auto"/>
         <w:jc w:val="left"/>
       </w:pPr>
       <w:r>
@@ -1946,7 +1946,7 @@
       </w:tblGrid>
       <w:tr>
         <w:trPr>
-          <w:trHeight w:val="1020" w:hRule="atLeast"/>
+          <w:trHeight w:val="1049" w:hRule="atLeast"/>
         </w:trPr>
         <w:tc>
           <w:tcPr>
@@ -1978,7 +1978,7 @@
     </w:tbl>
     <w:p>
       <w:pPr>
-        <w:spacing w:after="40" w:before="0" w:line="312" w:lineRule="auto"/>
+        <w:spacing w:after="41" w:before="0" w:line="312" w:lineRule="auto"/>
         <w:jc w:val="left"/>
       </w:pPr>
       <w:r>
@@ -1991,7 +1991,7 @@
     </w:p>
     <w:p>
       <w:pPr>
-        <w:spacing w:after="40" w:before="0" w:line="312" w:lineRule="auto"/>
+        <w:spacing w:after="41" w:before="0" w:line="312" w:lineRule="auto"/>
         <w:jc w:val="center"/>
       </w:pPr>
       <w:r>
@@ -2005,7 +2005,7 @@
     </w:p>
     <w:p>
       <w:pPr>
-        <w:spacing w:after="80" w:before="80" w:line="312" w:lineRule="auto"/>
+        <w:spacing w:after="82" w:before="82" w:line="312" w:lineRule="auto"/>
         <w:jc w:val="center"/>
       </w:pPr>
       <w:r>
@@ -2019,7 +2019,7 @@
     </w:p>
     <w:p>
       <w:pPr>
-        <w:spacing w:after="80" w:before="0" w:line="312" w:lineRule="auto"/>
+        <w:spacing w:after="82" w:before="0" w:line="312" w:lineRule="auto"/>
         <w:jc w:val="right"/>
       </w:pPr>
       <w:r>
@@ -2033,7 +2033,7 @@
     </w:p>
     <w:p>
       <w:pPr>
-        <w:spacing w:after="0" w:before="60" w:line="312" w:lineRule="auto"/>
+        <w:spacing w:after="0" w:before="62" w:line="312" w:lineRule="auto"/>
         <w:jc w:val="left"/>
       </w:pPr>
       <w:r>
